--- a/schedulealt.docx
+++ b/schedulealt.docx
@@ -18,7 +18,7 @@
         <w:t xml:space="preserve">This is a tentantive course schedule. Content may change.</w:t>
       </w:r>
     </w:p>
-    <w:bookmarkStart w:id="20" w:name="course-schedule"/>
+    <w:bookmarkStart w:id="9" w:name="course-schedule"/>
     <w:p>
       <w:pPr>
         <w:pStyle w:val="Heading2"/>
@@ -1155,8 +1155,8 @@
         <w:t xml:space="preserve">are expected to read or listen to the primary source(s), scan background readings, and select one or more of the background readings to read in further depth, as well.</w:t>
       </w:r>
     </w:p>
-    <w:bookmarkEnd w:id="20"/>
-    <w:bookmarkStart w:id="33" w:name="course-schedule-redux"/>
+    <w:bookmarkEnd w:id="9"/>
+    <w:bookmarkStart w:id="22" w:name="course-schedule-redux"/>
     <w:p>
       <w:pPr>
         <w:pStyle w:val="Heading2"/>
@@ -2784,7 +2784,7 @@
         </w:tc>
       </w:tr>
     </w:tbl>
-    <w:bookmarkStart w:id="27" w:name="unit-i-what-is-ai"/>
+    <w:bookmarkStart w:id="16" w:name="unit-i-what-is-ai"/>
     <w:p>
       <w:pPr>
         <w:pStyle w:val="Heading3"/>
@@ -2914,7 +2914,7 @@
               <w:pStyle w:val="Compact"/>
               <w:jc w:val="left"/>
             </w:pPr>
-            <w:hyperlink r:id="rId21">
+            <w:hyperlink r:id="rId10">
               <w:r>
                 <w:rPr>
                   <w:rStyle w:val="Hyperlink"/>
@@ -2931,7 +2931,7 @@
               <w:pStyle w:val="Compact"/>
               <w:jc w:val="left"/>
             </w:pPr>
-            <w:hyperlink r:id="rId22">
+            <w:hyperlink r:id="rId11">
               <w:r>
                 <w:rPr>
                   <w:rStyle w:val="Hyperlink"/>
@@ -2999,7 +2999,7 @@
             <w:r>
               <w:t xml:space="preserve"> </w:t>
             </w:r>
-            <w:hyperlink r:id="rId23">
+            <w:hyperlink r:id="rId12">
               <w:r>
                 <w:rPr>
                   <w:rStyle w:val="Hyperlink"/>
@@ -3016,7 +3016,7 @@
               <w:pStyle w:val="Compact"/>
               <w:jc w:val="left"/>
             </w:pPr>
-            <w:hyperlink r:id="rId24">
+            <w:hyperlink r:id="rId13">
               <w:r>
                 <w:rPr>
                   <w:rStyle w:val="Hyperlink"/>
@@ -3071,7 +3071,7 @@
               <w:pStyle w:val="Compact"/>
               <w:jc w:val="left"/>
             </w:pPr>
-            <w:hyperlink r:id="rId25">
+            <w:hyperlink r:id="rId14">
               <w:r>
                 <w:rPr>
                   <w:rStyle w:val="Hyperlink"/>
@@ -3088,7 +3088,7 @@
               <w:pStyle w:val="Compact"/>
               <w:jc w:val="left"/>
             </w:pPr>
-            <w:hyperlink r:id="rId26">
+            <w:hyperlink r:id="rId15">
               <w:r>
                 <w:rPr>
                   <w:rStyle w:val="Hyperlink"/>
@@ -3110,8 +3110,8 @@
         </w:tc>
       </w:tr>
     </w:tbl>
-    <w:bookmarkEnd w:id="27"/>
-    <w:bookmarkStart w:id="28" w:name="unit-ii-ai-and-technology"/>
+    <w:bookmarkEnd w:id="16"/>
+    <w:bookmarkStart w:id="17" w:name="unit-ii-ai-and-technology"/>
     <w:p>
       <w:pPr>
         <w:pStyle w:val="Heading3"/>
@@ -3341,8 +3341,8 @@
         </w:tc>
       </w:tr>
     </w:tbl>
-    <w:bookmarkEnd w:id="28"/>
-    <w:bookmarkStart w:id="29" w:name="Xf6d0fcca37be71d1f859cf2dbcec3d126fc561e"/>
+    <w:bookmarkEnd w:id="17"/>
+    <w:bookmarkStart w:id="18" w:name="Xf6d0fcca37be71d1f859cf2dbcec3d126fc561e"/>
     <w:p>
       <w:pPr>
         <w:pStyle w:val="Heading3"/>
@@ -3572,8 +3572,8 @@
         </w:tc>
       </w:tr>
     </w:tbl>
-    <w:bookmarkEnd w:id="29"/>
-    <w:bookmarkStart w:id="30" w:name="unit-iv-ai-and-the-world"/>
+    <w:bookmarkEnd w:id="18"/>
+    <w:bookmarkStart w:id="19" w:name="unit-iv-ai-and-the-world"/>
     <w:p>
       <w:pPr>
         <w:pStyle w:val="Heading3"/>
@@ -3806,8 +3806,8 @@
         </w:tc>
       </w:tr>
     </w:tbl>
-    <w:bookmarkEnd w:id="30"/>
-    <w:bookmarkStart w:id="31" w:name="unit-v-ai-and-domestic-policy"/>
+    <w:bookmarkEnd w:id="19"/>
+    <w:bookmarkStart w:id="20" w:name="unit-v-ai-and-domestic-policy"/>
     <w:p>
       <w:pPr>
         <w:pStyle w:val="Heading3"/>
@@ -4037,8 +4037,8 @@
         </w:tc>
       </w:tr>
     </w:tbl>
-    <w:bookmarkEnd w:id="31"/>
-    <w:bookmarkStart w:id="32" w:name="unit-vi-ai-and-humanity"/>
+    <w:bookmarkEnd w:id="20"/>
+    <w:bookmarkStart w:id="21" w:name="unit-vi-ai-and-humanity"/>
     <w:p>
       <w:pPr>
         <w:pStyle w:val="Heading3"/>
@@ -4388,8 +4388,8 @@
         </w:tc>
       </w:tr>
     </w:tbl>
-    <w:bookmarkEnd w:id="32"/>
-    <w:bookmarkEnd w:id="33"/>
+    <w:bookmarkEnd w:id="21"/>
+    <w:bookmarkEnd w:id="22"/>
     <w:sectPr>
       <w:footnotePr>
         <w:numRestart w:val="eachSect"/>
@@ -4511,10 +4511,10 @@
   <w:docDefaults>
     <w:rPrDefault>
       <w:rPr>
-        <w:rFonts w:asciiTheme="minorHAnsi" w:cstheme="minorBidi" w:eastAsiaTheme="minorHAnsi" w:hAnsiTheme="minorHAnsi"/>
+        <w:rFonts w:asciiTheme="minorHAnsi" w:cstheme="minorBidi" w:eastAsiaTheme="minorEastAsia" w:hAnsiTheme="minorHAnsi"/>
         <w:sz w:val="24"/>
         <w:szCs w:val="24"/>
-        <w:lang w:bidi="ar-SA" w:eastAsia="en-US" w:val="en-US"/>
+        <w:lang w:bidi="ar-SA" w:eastAsia="zh-CN" w:val="en-US"/>
       </w:rPr>
     </w:rPrDefault>
     <w:pPrDefault>
@@ -5055,13 +5055,6 @@
       </w:tblCellMar>
     </w:tblPr>
     <w:tblStylePr w:type="firstRow">
-      <w:tblPr>
-        <w:jc w:val="left"/>
-        <w:tblInd w:type="dxa" w:w="0"/>
-      </w:tblPr>
-      <w:trPr>
-        <w:jc w:val="left"/>
-      </w:trPr>
       <w:tcPr>
         <w:tcBorders>
           <w:bottom w:val="single"/>
